--- a/6-过程管理/运行记录类文件/060209-可用性管理报告（截止2026年4月）.docx
+++ b/6-过程管理/运行记录类文件/060209-可用性管理报告（截止2026年4月）.docx
@@ -394,9 +394,19 @@
             <w:r>
               <w:rPr>
                 <w:rFonts w:hint="eastAsia"/>
+                <w:vertAlign w:val="baseline"/>
+                <w:lang w:val="en-US" w:eastAsia="zh-CN"/>
+              </w:rPr>
+              <w:t>审核</w:t>
+            </w:r>
+            <w:bookmarkStart w:id="8" w:name="_GoBack"/>
+            <w:bookmarkEnd w:id="8"/>
+            <w:r>
+              <w:rPr>
+                <w:rFonts w:hint="eastAsia"/>
                 <w:lang w:eastAsia="zh-CN"/>
               </w:rPr>
-              <w:t>编制时间</w:t>
+              <w:t>时间</w:t>
             </w:r>
             <w:r>
               <w:rPr>
@@ -2127,12 +2137,7 @@
         <w:t>管理</w:t>
       </w:r>
       <w:r>
-        <w:t>计划》开展各项工作，核心系统</w:t>
-      </w:r>
-      <w:bookmarkStart w:id="8" w:name="_GoBack"/>
-      <w:bookmarkEnd w:id="8"/>
-      <w:r>
-        <w:t>整体可用性达到了</w:t>
+        <w:t>计划》开展各项工作，核心系统整体可用性达到了</w:t>
       </w:r>
       <w:r>
         <w:rPr>
